--- a/pr-preview/pr-261/estimation-handout-tracked-changes.docx
+++ b/pr-preview/pr-261/estimation-handout-tracked-changes.docx
@@ -16,7 +16,7 @@
       </w:pPr>
       <w:del w:id="1" w:author="PR Preview" w:date="2026-01-01T00:00:00Z">
         <w:r>
-          <w:delText xml:space="preserve">Last modified: 2026-10-16 11:26:47 (PDT)</w:delText>
+          <w:delText xml:space="preserve">Last modified: 2026-10-16 16:37:17 (PDT)</w:delText>
         </w:r>
       </w:del>
     </w:p>
@@ -26,7 +26,7 @@
       </w:pPr>
       <w:ins w:id="2" w:author="PR Preview" w:date="2026-01-01T00:00:00Z">
         <w:r>
-          <w:t xml:space="preserve">Last modified: 2026-10-16 14:10:48 (PDT)</w:t>
+          <w:t xml:space="preserve">Last modified: 2026-10-16 18:35:04 (PDT)</w:t>
         </w:r>
       </w:ins>
     </w:p>
@@ -6711,38 +6711,54 @@
       <w:pPr>
         <w:pStyle w:val="FirstParagraph"/>
       </w:pPr>
-      <w:r>
-        <w:rPr>
-          <w:b/>
-          <w:bCs/>
-        </w:rPr>
-        <w:t xml:space="preserve">Definition 8 (Mean squared error)</w:t>
-      </w:r>
-      <w:r>
-        <w:t xml:space="preserve"> </w:t>
-      </w:r>
-      <w:r>
-        <w:t xml:space="preserve">The</w:t>
-      </w:r>
-      <w:r>
-        <w:t xml:space="preserve"> </w:t>
-      </w:r>
-      <w:r>
-        <w:rPr>
-          <w:b/>
-          <w:bCs/>
-        </w:rPr>
-        <w:t xml:space="preserve">population mean squared error (pMSE)</w:t>
-      </w:r>
-      <w:r>
-        <w:t xml:space="preserve"> </w:t>
-      </w:r>
-      <w:r>
-        <w:t xml:space="preserve">of an estimator</w:t>
-      </w:r>
-      <w:r>
-        <w:t xml:space="preserve"> </w:t>
-      </w:r>
+      <w:del w:id="3" w:author="PR Preview" w:date="2026-01-01T00:00:00Z">
+        <w:r>
+          <w:rPr>
+            <w:b/>
+            <w:bCs/>
+          </w:rPr>
+          <w:delText xml:space="preserve">Definition 8 (Mean squared error)</w:delText>
+        </w:r>
+      </w:del>
+      <w:del w:id="4" w:author="PR Preview" w:date="2026-01-01T00:00:00Z">
+        <w:r>
+          <w:delText xml:space="preserve"> </w:delText>
+        </w:r>
+      </w:del>
+      <w:del w:id="5" w:author="PR Preview" w:date="2026-01-01T00:00:00Z">
+        <w:r>
+          <w:delText xml:space="preserve">The</w:delText>
+        </w:r>
+      </w:del>
+      <w:del w:id="6" w:author="PR Preview" w:date="2026-01-01T00:00:00Z">
+        <w:r>
+          <w:delText xml:space="preserve"> </w:delText>
+        </w:r>
+      </w:del>
+      <w:del w:id="7" w:author="PR Preview" w:date="2026-01-01T00:00:00Z">
+        <w:r>
+          <w:rPr>
+            <w:b/>
+            <w:bCs/>
+          </w:rPr>
+          <w:delText xml:space="preserve">population mean squared error (pMSE)</w:delText>
+        </w:r>
+      </w:del>
+      <w:del w:id="8" w:author="PR Preview" w:date="2026-01-01T00:00:00Z">
+        <w:r>
+          <w:delText xml:space="preserve"> </w:delText>
+        </w:r>
+      </w:del>
+      <w:del w:id="9" w:author="PR Preview" w:date="2026-01-01T00:00:00Z">
+        <w:r>
+          <w:delText xml:space="preserve">of an estimator</w:delText>
+        </w:r>
+      </w:del>
+      <w:del w:id="10" w:author="PR Preview" w:date="2026-01-01T00:00:00Z">
+        <w:r>
+          <w:delText xml:space="preserve"> </w:delText>
+        </w:r>
+      </w:del>
       <m:oMath>
         <m:acc>
           <m:accPr>
@@ -6755,31 +6771,45 @@
           </m:e>
         </m:acc>
       </m:oMath>
-      <w:r>
-        <w:t xml:space="preserve">,</w:t>
-      </w:r>
-      <w:r>
-        <w:t xml:space="preserve"> </w:t>
-      </w:r>
-      <w:r>
-        <w:t xml:space="preserve">also called its</w:t>
-      </w:r>
-      <w:r>
-        <w:t xml:space="preserve"> </w:t>
-      </w:r>
-      <w:r>
-        <w:rPr>
-          <w:b/>
-          <w:bCs/>
-        </w:rPr>
-        <w:t xml:space="preserve">mean squared error</w:t>
-      </w:r>
-      <w:r>
-        <w:t xml:space="preserve">, denoted</w:t>
-      </w:r>
-      <w:r>
-        <w:t xml:space="preserve"> </w:t>
-      </w:r>
+      <w:del w:id="11" w:author="PR Preview" w:date="2026-01-01T00:00:00Z">
+        <w:r>
+          <w:delText xml:space="preserve">,</w:delText>
+        </w:r>
+      </w:del>
+      <w:del w:id="12" w:author="PR Preview" w:date="2026-01-01T00:00:00Z">
+        <w:r>
+          <w:delText xml:space="preserve"> </w:delText>
+        </w:r>
+      </w:del>
+      <w:del w:id="13" w:author="PR Preview" w:date="2026-01-01T00:00:00Z">
+        <w:r>
+          <w:delText xml:space="preserve">also called its</w:delText>
+        </w:r>
+      </w:del>
+      <w:del w:id="14" w:author="PR Preview" w:date="2026-01-01T00:00:00Z">
+        <w:r>
+          <w:delText xml:space="preserve"> </w:delText>
+        </w:r>
+      </w:del>
+      <w:del w:id="15" w:author="PR Preview" w:date="2026-01-01T00:00:00Z">
+        <w:r>
+          <w:rPr>
+            <w:b/>
+            <w:bCs/>
+          </w:rPr>
+          <w:delText xml:space="preserve">mean squared error</w:delText>
+        </w:r>
+      </w:del>
+      <w:del w:id="16" w:author="PR Preview" w:date="2026-01-01T00:00:00Z">
+        <w:r>
+          <w:delText xml:space="preserve">, denoted</w:delText>
+        </w:r>
+      </w:del>
+      <w:del w:id="17" w:author="PR Preview" w:date="2026-01-01T00:00:00Z">
+        <w:r>
+          <w:delText xml:space="preserve"> </w:delText>
+        </w:r>
+      </w:del>
       <m:oMath>
         <m:r>
           <m:rPr>
@@ -6814,29 +6844,287 @@
           <m:t>​</m:t>
         </m:r>
       </m:oMath>
-      <w:r>
-        <w:t xml:space="preserve">, is the expectation of the square</w:t>
-      </w:r>
-      <w:r>
-        <w:t xml:space="preserve"> </w:t>
-      </w:r>
-      <w:r>
-        <w:t xml:space="preserve">of the</w:t>
-      </w:r>
-      <w:r>
-        <w:t xml:space="preserve"> </w:t>
-      </w:r>
+      <w:del w:id="18" w:author="PR Preview" w:date="2026-01-01T00:00:00Z">
+        <w:r>
+          <w:delText xml:space="preserve">, is the expectation of the square</w:delText>
+        </w:r>
+      </w:del>
+      <w:del w:id="19" w:author="PR Preview" w:date="2026-01-01T00:00:00Z">
+        <w:r>
+          <w:delText xml:space="preserve"> </w:delText>
+        </w:r>
+      </w:del>
+      <w:del w:id="20" w:author="PR Preview" w:date="2026-01-01T00:00:00Z">
+        <w:r>
+          <w:delText xml:space="preserve">of the</w:delText>
+        </w:r>
+      </w:del>
+      <w:del w:id="21" w:author="PR Preview" w:date="2026-01-01T00:00:00Z">
+        <w:r>
+          <w:delText xml:space="preserve"> </w:delText>
+        </w:r>
+      </w:del>
       <w:hyperlink w:anchor="def-estimation-error">
+        <w:del w:id="22" w:author="PR Preview" w:date="2026-01-01T00:00:00Z">
+          <w:r>
+            <w:rPr>
+              <w:rStyle w:val="Hyperlink"/>
+            </w:rPr>
+            <w:delText xml:space="preserve">estimation error</w:delText>
+          </w:r>
+        </w:del>
+      </w:hyperlink>
+      <w:del w:id="23" w:author="PR Preview" w:date="2026-01-01T00:00:00Z">
+        <w:r>
+          <w:delText xml:space="preserve">:</w:delText>
+        </w:r>
+      </w:del>
+    </w:p>
+    <w:p>
+      <w:pPr>
+        <w:pStyle w:val="FirstParagraph"/>
+      </w:pPr>
+      <w:ins w:id="24" w:author="PR Preview" w:date="2026-01-01T00:00:00Z">
         <w:r>
           <w:rPr>
-            <w:rStyle w:val="Hyperlink"/>
+            <w:b/>
+            <w:bCs/>
           </w:rPr>
-          <w:t xml:space="preserve">estimation error</w:t>
+          <w:t xml:space="preserve">Definition 8 (Mean squared error)</w:t>
         </w:r>
+      </w:ins>
+      <w:ins w:id="25" w:author="PR Preview" w:date="2026-01-01T00:00:00Z">
+        <w:r>
+          <w:t xml:space="preserve"> </w:t>
+        </w:r>
+      </w:ins>
+      <w:ins w:id="26" w:author="PR Preview" w:date="2026-01-01T00:00:00Z">
+        <w:r>
+          <w:t xml:space="preserve">The</w:t>
+        </w:r>
+      </w:ins>
+      <w:ins w:id="27" w:author="PR Preview" w:date="2026-01-01T00:00:00Z">
+        <w:r>
+          <w:t xml:space="preserve"> </w:t>
+        </w:r>
+      </w:ins>
+      <w:ins w:id="28" w:author="PR Preview" w:date="2026-01-01T00:00:00Z">
+        <w:r>
+          <w:rPr>
+            <w:b/>
+            <w:bCs/>
+          </w:rPr>
+          <w:t xml:space="preserve">population mean squared error (pMSE)</w:t>
+        </w:r>
+      </w:ins>
+      <w:ins w:id="29" w:author="PR Preview" w:date="2026-01-01T00:00:00Z">
+        <w:r>
+          <w:t xml:space="preserve"> </w:t>
+        </w:r>
+      </w:ins>
+      <w:ins w:id="30" w:author="PR Preview" w:date="2026-01-01T00:00:00Z">
+        <w:r>
+          <w:t xml:space="preserve">of an estimator</w:t>
+        </w:r>
+      </w:ins>
+      <w:ins w:id="31" w:author="PR Preview" w:date="2026-01-01T00:00:00Z">
+        <w:r>
+          <w:t xml:space="preserve"> </w:t>
+        </w:r>
+      </w:ins>
+      <m:oMath>
+        <m:acc>
+          <m:accPr>
+            <m:chr m:val="̂"/>
+          </m:accPr>
+          <m:e>
+            <m:r>
+              <m:t>θ</m:t>
+            </m:r>
+          </m:e>
+        </m:acc>
+      </m:oMath>
+      <w:ins w:id="32" w:author="PR Preview" w:date="2026-01-01T00:00:00Z">
+        <w:r>
+          <w:t xml:space="preserve">,</w:t>
+        </w:r>
+      </w:ins>
+      <w:ins w:id="33" w:author="PR Preview" w:date="2026-01-01T00:00:00Z">
+        <w:r>
+          <w:t xml:space="preserve"> </w:t>
+        </w:r>
+      </w:ins>
+      <w:ins w:id="34" w:author="PR Preview" w:date="2026-01-01T00:00:00Z">
+        <w:r>
+          <w:t xml:space="preserve">also called its</w:t>
+        </w:r>
+      </w:ins>
+      <w:ins w:id="35" w:author="PR Preview" w:date="2026-01-01T00:00:00Z">
+        <w:r>
+          <w:t xml:space="preserve"> </w:t>
+        </w:r>
+      </w:ins>
+      <w:ins w:id="36" w:author="PR Preview" w:date="2026-01-01T00:00:00Z">
+        <w:r>
+          <w:rPr>
+            <w:b/>
+            <w:bCs/>
+          </w:rPr>
+          <w:t xml:space="preserve">mean squared error</w:t>
+        </w:r>
+      </w:ins>
+      <w:ins w:id="37" w:author="PR Preview" w:date="2026-01-01T00:00:00Z">
+        <w:r>
+          <w:t xml:space="preserve"> </w:t>
+        </w:r>
+      </w:ins>
+      <w:ins w:id="38" w:author="PR Preview" w:date="2026-01-01T00:00:00Z">
+        <w:r>
+          <w:t xml:space="preserve">or its</w:t>
+        </w:r>
+      </w:ins>
+      <w:ins w:id="39" w:author="PR Preview" w:date="2026-01-01T00:00:00Z">
+        <w:r>
+          <w:t xml:space="preserve"> </w:t>
+        </w:r>
+      </w:ins>
+      <w:ins w:id="40" w:author="PR Preview" w:date="2026-01-01T00:00:00Z">
+        <w:r>
+          <w:rPr>
+            <w:b/>
+            <w:bCs/>
+          </w:rPr>
+          <w:t xml:space="preserve">expected squared estimation error (ESEE)</w:t>
+        </w:r>
+      </w:ins>
+      <w:ins w:id="41" w:author="PR Preview" w:date="2026-01-01T00:00:00Z">
+        <w:r>
+          <w:t xml:space="preserve">, denoted</w:t>
+        </w:r>
+      </w:ins>
+      <w:ins w:id="42" w:author="PR Preview" w:date="2026-01-01T00:00:00Z">
+        <w:r>
+          <w:t xml:space="preserve"> </w:t>
+        </w:r>
+      </w:ins>
+      <m:oMath>
+        <m:r>
+          <m:rPr>
+            <m:sty m:val="p"/>
+          </m:rPr>
+          <m:t>pMSE</m:t>
+        </m:r>
+        <m:r>
+          <m:t>​</m:t>
+        </m:r>
+        <m:d>
+          <m:dPr>
+            <m:begChr m:val="("/>
+            <m:sepChr m:val=""/>
+            <m:endChr m:val=")"/>
+            <m:grow/>
+          </m:dPr>
+          <m:e>
+            <m:acc>
+              <m:accPr>
+                <m:chr m:val="̂"/>
+              </m:accPr>
+              <m:e>
+                <m:r>
+                  <m:t>θ</m:t>
+                </m:r>
+              </m:e>
+            </m:acc>
+          </m:e>
+        </m:d>
+        <m:r>
+          <m:t>​</m:t>
+        </m:r>
+      </m:oMath>
+      <w:ins w:id="43" w:author="PR Preview" w:date="2026-01-01T00:00:00Z">
+        <w:r>
+          <w:t xml:space="preserve"> </w:t>
+        </w:r>
+      </w:ins>
+      <w:ins w:id="44" w:author="PR Preview" w:date="2026-01-01T00:00:00Z">
+        <w:r>
+          <w:t xml:space="preserve">or</w:t>
+        </w:r>
+      </w:ins>
+      <w:ins w:id="45" w:author="PR Preview" w:date="2026-01-01T00:00:00Z">
+        <w:r>
+          <w:t xml:space="preserve"> </w:t>
+        </w:r>
+      </w:ins>
+      <m:oMath>
+        <m:r>
+          <m:rPr>
+            <m:sty m:val="p"/>
+          </m:rPr>
+          <m:t>ESEE</m:t>
+        </m:r>
+        <m:r>
+          <m:t>​</m:t>
+        </m:r>
+        <m:d>
+          <m:dPr>
+            <m:begChr m:val="("/>
+            <m:sepChr m:val=""/>
+            <m:endChr m:val=")"/>
+            <m:grow/>
+          </m:dPr>
+          <m:e>
+            <m:acc>
+              <m:accPr>
+                <m:chr m:val="̂"/>
+              </m:accPr>
+              <m:e>
+                <m:r>
+                  <m:t>θ</m:t>
+                </m:r>
+              </m:e>
+            </m:acc>
+          </m:e>
+        </m:d>
+        <m:r>
+          <m:t>​</m:t>
+        </m:r>
+      </m:oMath>
+      <w:ins w:id="46" w:author="PR Preview" w:date="2026-01-01T00:00:00Z">
+        <w:r>
+          <w:t xml:space="preserve">, is the expectation of the square</w:t>
+        </w:r>
+      </w:ins>
+      <w:ins w:id="47" w:author="PR Preview" w:date="2026-01-01T00:00:00Z">
+        <w:r>
+          <w:t xml:space="preserve"> </w:t>
+        </w:r>
+      </w:ins>
+      <w:ins w:id="48" w:author="PR Preview" w:date="2026-01-01T00:00:00Z">
+        <w:r>
+          <w:t xml:space="preserve">of the</w:t>
+        </w:r>
+      </w:ins>
+      <w:ins w:id="49" w:author="PR Preview" w:date="2026-01-01T00:00:00Z">
+        <w:r>
+          <w:t xml:space="preserve"> </w:t>
+        </w:r>
+      </w:ins>
+      <w:hyperlink w:anchor="def-estimation-error">
+        <w:ins w:id="50" w:author="PR Preview" w:date="2026-01-01T00:00:00Z">
+          <w:r>
+            <w:rPr>
+              <w:rStyle w:val="Hyperlink"/>
+            </w:rPr>
+            <w:t xml:space="preserve">estimation error</w:t>
+          </w:r>
+        </w:ins>
       </w:hyperlink>
-      <w:r>
-        <w:t xml:space="preserve">:</w:t>
-      </w:r>
+      <w:ins w:id="51" w:author="PR Preview" w:date="2026-01-01T00:00:00Z">
+        <w:r>
+          <w:t xml:space="preserve">:</w:t>
+        </w:r>
+      </w:ins>
     </w:p>
     <w:p>
       <w:pPr>

--- a/pr-preview/pr-261/estimation-handout-tracked-changes.docx
+++ b/pr-preview/pr-261/estimation-handout-tracked-changes.docx
@@ -16,7 +16,7 @@
       </w:pPr>
       <w:del w:id="1" w:author="PR Preview" w:date="2026-01-01T00:00:00Z">
         <w:r>
-          <w:delText xml:space="preserve">Last modified: 2026-10-16 16:37:17 (PDT)</w:delText>
+          <w:delText xml:space="preserve">Last modified: 2026-10-17 08:57:23 (PDT)</w:delText>
         </w:r>
       </w:del>
     </w:p>
@@ -26,7 +26,7 @@
       </w:pPr>
       <w:ins w:id="2" w:author="PR Preview" w:date="2026-01-01T00:00:00Z">
         <w:r>
-          <w:t xml:space="preserve">Last modified: 2026-10-16 18:35:04 (PDT)</w:t>
+          <w:t xml:space="preserve">Last modified: 2026-10-17 08:55:52 (PDT)</w:t>
         </w:r>
       </w:ins>
     </w:p>

--- a/pr-preview/pr-261/estimation-handout-tracked-changes.docx
+++ b/pr-preview/pr-261/estimation-handout-tracked-changes.docx
@@ -16,7 +16,7 @@
       </w:pPr>
       <w:del w:id="1" w:author="PR Preview" w:date="2026-01-01T00:00:00Z">
         <w:r>
-          <w:delText xml:space="preserve">Last modified: 2026-10-17 08:57:23 (PDT)</w:delText>
+          <w:delText xml:space="preserve">Last modified: 2026-10-17 10:19:16 (PDT)</w:delText>
         </w:r>
       </w:del>
     </w:p>
@@ -26,7 +26,7 @@
       </w:pPr>
       <w:ins w:id="2" w:author="PR Preview" w:date="2026-01-01T00:00:00Z">
         <w:r>
-          <w:t xml:space="preserve">Last modified: 2026-10-17 08:55:52 (PDT)</w:t>
+          <w:t xml:space="preserve">Last modified: 2026-10-17 10:19:46 (PDT)</w:t>
         </w:r>
       </w:ins>
     </w:p>
